--- a/docs/AI问书-产品PRD-v1.19.docx
+++ b/docs/AI问书-产品PRD-v1.19.docx
@@ -636,7 +636,7 @@
           <w:color w:val="D92D20"/>
           <w:rFonts w:ascii="Heiti SC" w:cs="Heiti SC" w:eastAsia="Heiti SC" w:hAnsi="Heiti SC"/>
         </w:rPr>
-        <w:t xml:space="preserve">）。主视觉给步间——累计口径下三个数都在跟起点比，第三个数里混着前面环节的损耗，读不出单环节表现。卡底给整体转化率；永享另给人维度副指标（触发人数 / 购买人数 / 人均购买＝完成支付对数 ÷ 购买人数）。两个分母的差异在指标悬浮面板内分条写明。</w:t>
+        <w:t xml:space="preserve">）。主视觉给步间——累计口径下三个数都在跟起点比，第三个数里混着前面环节的损耗，读不出单环节表现。卡底给整体转化率；永享另给人维度副指标（触发人数 / 购买人数，均按用户 ID 去重）。两个分母的差异在指标悬浮面板内分条写明。</w:t>
       </w:r>
     </w:p>
     <w:p>
